--- a/az/stories/i-love-you.docx
+++ b/az/stories/i-love-you.docx
@@ -4,124 +4,148 @@
   <w:body>
     <w:p>
       <w:pPr>
-        <w:pStyle w:val="Heading1"/>
+        <w:spacing w:before="0" w:after="60"/>
+        <w:jc w:val="left"/>
       </w:pPr>
       <w:r>
+        <w:rPr>
+          <w:rFonts w:ascii="Arial" w:hAnsi="Arial" w:eastAsia="Arial"/>
+          <w:i w:val="0"/>
+          <w:color w:val="000000"/>
+          <w:sz w:val="52"/>
+        </w:rPr>
         <w:t>Səni sevirəm</w:t>
       </w:r>
     </w:p>
     <w:p>
       <w:pPr>
-        <w:ind w:firstLine="425"/>
-        <w:jc w:val="both"/>
+        <w:jc w:val="left"/>
       </w:pPr>
       <w:r>
         <w:rPr>
-          <w:rFonts w:ascii="Times New Roman" w:hAnsi="Times New Roman" w:cs="Times New Roman"/>
-          <w:b w:val="0"/>
+          <w:rFonts w:ascii="Arial" w:hAnsi="Arial" w:eastAsia="Arial"/>
           <w:i w:val="0"/>
-          <w:sz w:val="24"/>
+          <w:color w:val="000000"/>
+          <w:sz w:val="22"/>
         </w:rPr>
         <w:t>Belə deyirlər ki, bir bülbül bir ağ gülə aşiq olar... Hər gecə gedib onun yanına qonar, ona olan eşqini izhar edərmiş. Ağ gül isə bülbülün hisslərinə etinasızlıq göstərər, sevgisinə məhəl qoymazmış.</w:t>
       </w:r>
     </w:p>
     <w:p>
       <w:pPr>
-        <w:ind w:firstLine="425"/>
-        <w:jc w:val="both"/>
+        <w:jc w:val="left"/>
       </w:pPr>
       <w:r>
         <w:rPr>
-          <w:rFonts w:ascii="Times New Roman" w:hAnsi="Times New Roman" w:cs="Times New Roman"/>
-          <w:b w:val="0"/>
+          <w:rFonts w:ascii="Arial" w:hAnsi="Arial" w:eastAsia="Arial"/>
           <w:i w:val="0"/>
-          <w:sz w:val="24"/>
+          <w:color w:val="000000"/>
+          <w:sz w:val="22"/>
         </w:rPr>
         <w:t>Bir gün bülbül yenə bütün cəsarətini toplayıb ağ gülün yanına qonar və onu dəlicəsinə sevdiyini bildirər. Amma gül: «Yaxamdan əl çək, mən səni sevmirəm!» deyə bülbülü acılayar. Bülbül nə qədər israr etsə də, gül onu rədd edər.</w:t>
       </w:r>
     </w:p>
     <w:p>
       <w:pPr>
-        <w:ind w:firstLine="425"/>
-        <w:jc w:val="both"/>
+        <w:jc w:val="left"/>
       </w:pPr>
       <w:r>
         <w:rPr>
-          <w:rFonts w:ascii="Times New Roman" w:hAnsi="Times New Roman" w:cs="Times New Roman"/>
-          <w:b w:val="0"/>
+          <w:rFonts w:ascii="Arial" w:hAnsi="Arial" w:eastAsia="Arial"/>
           <w:i w:val="0"/>
-          <w:sz w:val="24"/>
+          <w:color w:val="000000"/>
+          <w:sz w:val="22"/>
         </w:rPr>
         <w:t>Bu sevgi o qədər güclü olar ki, bülbül çarəsizlikdən sarsılar, güldən əfv diləyib ondan bir tikan qoparar, var gücü ilə qəlbinə sancar və bəmbəyaz gülü qanı ilə qırmızıya boyayar!</w:t>
       </w:r>
     </w:p>
     <w:p>
       <w:pPr>
-        <w:ind w:firstLine="425"/>
-        <w:jc w:val="both"/>
+        <w:jc w:val="left"/>
       </w:pPr>
       <w:r>
         <w:rPr>
-          <w:rFonts w:ascii="Times New Roman" w:hAnsi="Times New Roman" w:cs="Times New Roman"/>
-          <w:b w:val="0"/>
+          <w:rFonts w:ascii="Arial" w:hAnsi="Arial" w:eastAsia="Arial"/>
           <w:i w:val="0"/>
-          <w:sz w:val="24"/>
+          <w:color w:val="000000"/>
+          <w:sz w:val="22"/>
         </w:rPr>
         <w:t>Gül, gec də olsa, bülbülün onu həqiqətən çox sevdiyini anlayar. Amma nə fayda! Artıq çox gec idi. Bülbül qırmızıya boyanmış gülün budaqları altında əbədi olaraq gözlərini yumar.</w:t>
       </w:r>
     </w:p>
     <w:p>
       <w:pPr>
-        <w:ind w:firstLine="425"/>
-        <w:jc w:val="both"/>
+        <w:jc w:val="left"/>
       </w:pPr>
       <w:r>
         <w:rPr>
-          <w:rFonts w:ascii="Times New Roman" w:hAnsi="Times New Roman" w:cs="Times New Roman"/>
-          <w:b w:val="0"/>
+          <w:rFonts w:ascii="Arial" w:hAnsi="Arial" w:eastAsia="Arial"/>
           <w:i w:val="0"/>
-          <w:sz w:val="24"/>
+          <w:color w:val="000000"/>
+          <w:sz w:val="22"/>
         </w:rPr>
         <w:t>O gündən bəri qırmızı güllər «SƏNİ SEVİRƏM» mənasını daşıyır.</w:t>
       </w:r>
     </w:p>
     <w:p>
       <w:pPr>
-        <w:spacing w:after="40"/>
-      </w:pPr>
-    </w:p>
-    <w:p>
-      <w:pPr>
+        <w:pStyle w:val="Moral"/>
+        <w:keepNext/>
+        <w:keepLines/>
+        <w:widowControl/>
+        <w:spacing w:before="240" w:after="180" w:line="283" w:lineRule="auto"/>
+        <w:ind w:left="240" w:right="240"/>
+        <w:jc w:val="left"/>
         <w:pBdr>
-          <w:top w:val="single" w:sz="4" w:space="6" w:color="D9C7A3"/>
-          <w:left w:val="single" w:sz="24" w:space="12" w:color="B8860B"/>
-          <w:bottom w:val="single" w:sz="4" w:space="6" w:color="D9C7A3"/>
-          <w:right w:val="single" w:sz="4" w:space="10" w:color="D9C7A3"/>
+          <w:top w:val="single" w:sz="8" w:space="7" w:color="E8D59A"/>
+          <w:left w:val="single" w:sz="32" w:space="11" w:color="C6A23A"/>
+          <w:bottom w:val="single" w:sz="8" w:space="7" w:color="E8D59A"/>
+          <w:right w:val="single" w:sz="8" w:space="11" w:color="E8D59A"/>
         </w:pBdr>
-        <w:shd w:val="clear" w:color="auto" w:fill="FBF6EA"/>
-        <w:spacing w:before="0" w:after="60"/>
-        <w:ind w:left="227" w:right="113"/>
-        <w:jc w:val="both"/>
+        <w:shd w:val="clear" w:color="auto" w:fill="FFF8E1"/>
       </w:pPr>
       <w:r>
         <w:rPr>
-          <w:rFonts w:ascii="Times New Roman" w:hAnsi="Times New Roman" w:cs="Times New Roman"/>
+          <w:rFonts w:ascii="Arial" w:hAnsi="Arial" w:eastAsia="Arial" w:cs="Arial"/>
+          <w:b/>
+          <w:i w:val="0"/>
+          <w:color w:val="9A7417"/>
+          <w:sz w:val="22"/>
+        </w:rPr>
+        <w:t xml:space="preserve">İbrət: </w:t>
+      </w:r>
+      <w:r>
+        <w:rPr>
+          <w:rFonts w:ascii="Arial" w:hAnsi="Arial" w:eastAsia="Arial" w:cs="Arial"/>
           <w:b w:val="0"/>
-          <w:i/>
-          <w:color w:val="333333"/>
-          <w:sz w:val="24"/>
+          <w:i w:val="0"/>
+          <w:color w:val="3F3826"/>
+          <w:sz w:val="22"/>
         </w:rPr>
         <w:t>Əsl sevgi bəzən çox gec anlaşılır. Sevəni sevdiyin an qiymətləndir — «çox gec» deməkdən qorx.</w:t>
       </w:r>
     </w:p>
     <w:p>
       <w:pPr>
-        <w:spacing w:after="120"/>
+        <w:keepLines/>
+        <w:widowControl/>
+        <w:spacing w:before="60" w:after="0" w:line="240" w:lineRule="auto"/>
+        <w:jc w:val="right"/>
       </w:pPr>
+      <w:r>
+        <w:rPr>
+          <w:rFonts w:ascii="Arial" w:hAnsi="Arial" w:eastAsia="Arial" w:cs="Arial"/>
+          <w:b w:val="0"/>
+          <w:i/>
+          <w:color w:val="8A7950"/>
+          <w:sz w:val="17"/>
+        </w:rPr>
+        <w:t>Hekayə açıq İnternet mənbələrindən əldə olunub.</w:t>
+      </w:r>
     </w:p>
     <w:sectPr>
       <w:pgSz w:w="12240" w:h="15840"/>
-      <w:pgMar w:top="1417" w:right="1417" w:bottom="1417" w:left="1417" w:header="720" w:footer="720" w:gutter="0"/>
+      <w:pgMar w:top="1440" w:right="1440" w:bottom="1440" w:left="1440" w:header="708" w:footer="708" w:gutter="0"/>
       <w:cols w:space="720"/>
       <w:docGrid w:linePitch="360"/>
     </w:sectPr>
@@ -493,12 +517,12 @@
     <w:qFormat/>
     <w:rsid w:val="00FC693F"/>
     <w:pPr>
-      <w:spacing w:line="276" w:lineRule="auto" w:after="120" w:before="0"/>
-      <w:jc w:val="both"/>
+      <w:spacing w:before="0" w:after="160" w:line="276" w:lineRule="auto"/>
     </w:pPr>
     <w:rPr>
-      <w:rFonts w:ascii="Times New Roman" w:hAnsi="Times New Roman" w:cs="Times New Roman"/>
-      <w:sz w:val="24"/>
+      <w:rFonts w:ascii="Arial" w:hAnsi="Arial" w:eastAsia="Arial"/>
+      <w:color w:val="000000"/>
+      <w:sz w:val="22"/>
     </w:rPr>
   </w:style>
   <w:style w:type="paragraph" w:styleId="Header">
@@ -556,17 +580,15 @@
     <w:pPr>
       <w:keepNext/>
       <w:keepLines/>
-      <w:spacing w:before="360" w:after="160"/>
-      <w:jc w:val="left"/>
+      <w:spacing w:before="480" w:after="0"/>
       <w:outlineLvl w:val="0"/>
     </w:pPr>
     <w:rPr>
-      <w:rFonts w:asciiTheme="majorHAnsi" w:eastAsiaTheme="majorEastAsia" w:hAnsiTheme="majorHAnsi" w:cstheme="majorBidi" w:ascii="Times New Roman" w:hAnsi="Times New Roman" w:cs="Times New Roman"/>
+      <w:rFonts w:asciiTheme="majorHAnsi" w:eastAsiaTheme="majorEastAsia" w:hAnsiTheme="majorHAnsi" w:cstheme="majorBidi"/>
       <w:b/>
       <w:bCs/>
-      <w:i w:val="0"/>
-      <w:color w:val="1F1F1F"/>
-      <w:sz w:val="30"/>
+      <w:color w:val="365F91" w:themeColor="accent1" w:themeShade="BF"/>
+      <w:sz w:val="28"/>
       <w:szCs w:val="28"/>
     </w:rPr>
   </w:style>
@@ -12184,6 +12206,18 @@
         <w:shd w:val="clear" w:color="auto" w:fill="FBCAA2" w:themeFill="accent6" w:themeFillTint="7F"/>
       </w:tcPr>
     </w:tblStylePr>
+  </w:style>
+  <w:style w:type="paragraph" w:customStyle="1" w:styleId="Moral">
+    <w:name w:val="Moral"/>
+    <w:basedOn w:val="Normal"/>
+    <w:pPr>
+      <w:spacing w:before="160" w:after="0" w:line="276" w:lineRule="auto"/>
+    </w:pPr>
+    <w:rPr>
+      <w:rFonts w:ascii="Arial" w:hAnsi="Arial" w:eastAsia="Arial"/>
+      <w:i/>
+      <w:sz w:val="22"/>
+    </w:rPr>
   </w:style>
 </w:styles>
 </file>
